--- a/Design Document - Davi Ferreira.docx
+++ b/Design Document - Davi Ferreira.docx
@@ -83,6 +83,792 @@
         <w:br w:type="page"/>
       </w:r>
     </w:p>
+    <w:sdt>
+      <w:sdtPr>
+        <w:id w:val="757414700"/>
+        <w:docPartObj>
+          <w:docPartGallery w:val="Table of Contents"/>
+          <w:docPartUnique/>
+        </w:docPartObj>
+      </w:sdtPr>
+      <w:sdtEndPr>
+        <w:rPr>
+          <w:rFonts w:asciiTheme="minorHAnsi" w:eastAsiaTheme="minorHAnsi" w:hAnsiTheme="minorHAnsi" w:cstheme="minorBidi"/>
+          <w:b/>
+          <w:bCs/>
+          <w:noProof/>
+          <w:color w:val="auto"/>
+          <w:kern w:val="2"/>
+          <w:sz w:val="24"/>
+          <w:szCs w:val="24"/>
+          <w:lang w:val="en-CA"/>
+          <w14:ligatures w14:val="standardContextual"/>
+        </w:rPr>
+      </w:sdtEndPr>
+      <w:sdtContent>
+        <w:p>
+          <w:pPr>
+            <w:pStyle w:val="TOCHeading"/>
+          </w:pPr>
+          <w:r>
+            <w:t>Table of contents</w:t>
+          </w:r>
+        </w:p>
+        <w:p>
+          <w:pPr>
+            <w:pStyle w:val="TOC1"/>
+            <w:tabs>
+              <w:tab w:val="right" w:leader="dot" w:pos="9350"/>
+            </w:tabs>
+            <w:rPr>
+              <w:rFonts w:eastAsiaTheme="minorEastAsia"/>
+              <w:noProof/>
+              <w:lang w:eastAsia="en-CA"/>
+            </w:rPr>
+          </w:pPr>
+          <w:r>
+            <w:fldChar w:fldCharType="begin"/>
+          </w:r>
+          <w:r>
+            <w:instrText xml:space="preserve"> TOC \o "1-3" \h \z \u </w:instrText>
+          </w:r>
+          <w:r>
+            <w:fldChar w:fldCharType="separate"/>
+          </w:r>
+          <w:hyperlink w:anchor="_Toc225274800" w:history="1">
+            <w:r>
+              <w:rPr>
+                <w:rStyle w:val="Hyperlink"/>
+                <w:rFonts w:ascii="Times New Roman" w:hAnsi="Times New Roman" w:cs="Times New Roman"/>
+                <w:noProof/>
+              </w:rPr>
+              <w:t>Desktop Vision</w:t>
+            </w:r>
+            <w:r>
+              <w:rPr>
+                <w:noProof/>
+                <w:webHidden/>
+              </w:rPr>
+              <w:tab/>
+            </w:r>
+            <w:r>
+              <w:rPr>
+                <w:noProof/>
+                <w:webHidden/>
+              </w:rPr>
+              <w:fldChar w:fldCharType="begin"/>
+            </w:r>
+            <w:r>
+              <w:rPr>
+                <w:noProof/>
+                <w:webHidden/>
+              </w:rPr>
+              <w:instrText xml:space="preserve"> PAGEREF _Toc225274800 \h </w:instrText>
+            </w:r>
+            <w:r>
+              <w:rPr>
+                <w:noProof/>
+                <w:webHidden/>
+              </w:rPr>
+            </w:r>
+            <w:r>
+              <w:rPr>
+                <w:noProof/>
+                <w:webHidden/>
+              </w:rPr>
+              <w:fldChar w:fldCharType="separate"/>
+            </w:r>
+            <w:r>
+              <w:rPr>
+                <w:noProof/>
+                <w:webHidden/>
+              </w:rPr>
+              <w:t>3</w:t>
+            </w:r>
+            <w:r>
+              <w:rPr>
+                <w:noProof/>
+                <w:webHidden/>
+              </w:rPr>
+              <w:fldChar w:fldCharType="end"/>
+            </w:r>
+          </w:hyperlink>
+        </w:p>
+        <w:p>
+          <w:pPr>
+            <w:pStyle w:val="TOC1"/>
+            <w:tabs>
+              <w:tab w:val="right" w:leader="dot" w:pos="9350"/>
+            </w:tabs>
+            <w:rPr>
+              <w:rFonts w:eastAsiaTheme="minorEastAsia"/>
+              <w:noProof/>
+              <w:lang w:eastAsia="en-CA"/>
+            </w:rPr>
+          </w:pPr>
+          <w:hyperlink w:anchor="_Toc225274801" w:history="1">
+            <w:r>
+              <w:rPr>
+                <w:rStyle w:val="Hyperlink"/>
+                <w:rFonts w:ascii="Times New Roman" w:hAnsi="Times New Roman" w:cs="Times New Roman"/>
+                <w:noProof/>
+              </w:rPr>
+              <w:t>Smartphone Vision</w:t>
+            </w:r>
+            <w:r>
+              <w:rPr>
+                <w:noProof/>
+                <w:webHidden/>
+              </w:rPr>
+              <w:tab/>
+            </w:r>
+            <w:r>
+              <w:rPr>
+                <w:noProof/>
+                <w:webHidden/>
+              </w:rPr>
+              <w:fldChar w:fldCharType="begin"/>
+            </w:r>
+            <w:r>
+              <w:rPr>
+                <w:noProof/>
+                <w:webHidden/>
+              </w:rPr>
+              <w:instrText xml:space="preserve"> PAGEREF _Toc225274801 \h </w:instrText>
+            </w:r>
+            <w:r>
+              <w:rPr>
+                <w:noProof/>
+                <w:webHidden/>
+              </w:rPr>
+            </w:r>
+            <w:r>
+              <w:rPr>
+                <w:noProof/>
+                <w:webHidden/>
+              </w:rPr>
+              <w:fldChar w:fldCharType="separate"/>
+            </w:r>
+            <w:r>
+              <w:rPr>
+                <w:noProof/>
+                <w:webHidden/>
+              </w:rPr>
+              <w:t>4</w:t>
+            </w:r>
+            <w:r>
+              <w:rPr>
+                <w:noProof/>
+                <w:webHidden/>
+              </w:rPr>
+              <w:fldChar w:fldCharType="end"/>
+            </w:r>
+          </w:hyperlink>
+        </w:p>
+        <w:p>
+          <w:pPr>
+            <w:pStyle w:val="TOC1"/>
+            <w:tabs>
+              <w:tab w:val="right" w:leader="dot" w:pos="9350"/>
+            </w:tabs>
+            <w:rPr>
+              <w:rFonts w:eastAsiaTheme="minorEastAsia"/>
+              <w:noProof/>
+              <w:lang w:eastAsia="en-CA"/>
+            </w:rPr>
+          </w:pPr>
+          <w:hyperlink w:anchor="_Toc225274802" w:history="1">
+            <w:r>
+              <w:rPr>
+                <w:rStyle w:val="Hyperlink"/>
+                <w:rFonts w:ascii="Times New Roman" w:hAnsi="Times New Roman" w:cs="Times New Roman"/>
+                <w:noProof/>
+              </w:rPr>
+              <w:t>Validation Screenshot – Practical 4</w:t>
+            </w:r>
+            <w:r>
+              <w:rPr>
+                <w:noProof/>
+                <w:webHidden/>
+              </w:rPr>
+              <w:tab/>
+            </w:r>
+            <w:r>
+              <w:rPr>
+                <w:noProof/>
+                <w:webHidden/>
+              </w:rPr>
+              <w:fldChar w:fldCharType="begin"/>
+            </w:r>
+            <w:r>
+              <w:rPr>
+                <w:noProof/>
+                <w:webHidden/>
+              </w:rPr>
+              <w:instrText xml:space="preserve"> PAGEREF _Toc225274802 \h </w:instrText>
+            </w:r>
+            <w:r>
+              <w:rPr>
+                <w:noProof/>
+                <w:webHidden/>
+              </w:rPr>
+            </w:r>
+            <w:r>
+              <w:rPr>
+                <w:noProof/>
+                <w:webHidden/>
+              </w:rPr>
+              <w:fldChar w:fldCharType="separate"/>
+            </w:r>
+            <w:r>
+              <w:rPr>
+                <w:noProof/>
+                <w:webHidden/>
+              </w:rPr>
+              <w:t>5</w:t>
+            </w:r>
+            <w:r>
+              <w:rPr>
+                <w:noProof/>
+                <w:webHidden/>
+              </w:rPr>
+              <w:fldChar w:fldCharType="end"/>
+            </w:r>
+          </w:hyperlink>
+        </w:p>
+        <w:p>
+          <w:pPr>
+            <w:pStyle w:val="TOC1"/>
+            <w:tabs>
+              <w:tab w:val="right" w:leader="dot" w:pos="9350"/>
+            </w:tabs>
+            <w:rPr>
+              <w:rFonts w:eastAsiaTheme="minorEastAsia"/>
+              <w:noProof/>
+              <w:lang w:eastAsia="en-CA"/>
+            </w:rPr>
+          </w:pPr>
+          <w:hyperlink w:anchor="_Toc225274803" w:history="1">
+            <w:r>
+              <w:rPr>
+                <w:rStyle w:val="Hyperlink"/>
+                <w:rFonts w:ascii="Times New Roman" w:hAnsi="Times New Roman" w:cs="Times New Roman"/>
+                <w:noProof/>
+              </w:rPr>
+              <w:t>Validator HTML Pratical 8</w:t>
+            </w:r>
+            <w:r>
+              <w:rPr>
+                <w:noProof/>
+                <w:webHidden/>
+              </w:rPr>
+              <w:tab/>
+            </w:r>
+            <w:r>
+              <w:rPr>
+                <w:noProof/>
+                <w:webHidden/>
+              </w:rPr>
+              <w:fldChar w:fldCharType="begin"/>
+            </w:r>
+            <w:r>
+              <w:rPr>
+                <w:noProof/>
+                <w:webHidden/>
+              </w:rPr>
+              <w:instrText xml:space="preserve"> PAGEREF _Toc225274803 \h </w:instrText>
+            </w:r>
+            <w:r>
+              <w:rPr>
+                <w:noProof/>
+                <w:webHidden/>
+              </w:rPr>
+            </w:r>
+            <w:r>
+              <w:rPr>
+                <w:noProof/>
+                <w:webHidden/>
+              </w:rPr>
+              <w:fldChar w:fldCharType="separate"/>
+            </w:r>
+            <w:r>
+              <w:rPr>
+                <w:noProof/>
+                <w:webHidden/>
+              </w:rPr>
+              <w:t>6</w:t>
+            </w:r>
+            <w:r>
+              <w:rPr>
+                <w:noProof/>
+                <w:webHidden/>
+              </w:rPr>
+              <w:fldChar w:fldCharType="end"/>
+            </w:r>
+          </w:hyperlink>
+        </w:p>
+        <w:p>
+          <w:pPr>
+            <w:pStyle w:val="TOC1"/>
+            <w:tabs>
+              <w:tab w:val="right" w:leader="dot" w:pos="9350"/>
+            </w:tabs>
+            <w:rPr>
+              <w:rFonts w:eastAsiaTheme="minorEastAsia"/>
+              <w:noProof/>
+              <w:lang w:eastAsia="en-CA"/>
+            </w:rPr>
+          </w:pPr>
+          <w:hyperlink w:anchor="_Toc225274804" w:history="1">
+            <w:r>
+              <w:rPr>
+                <w:rStyle w:val="Hyperlink"/>
+                <w:rFonts w:ascii="Times New Roman" w:hAnsi="Times New Roman" w:cs="Times New Roman"/>
+                <w:noProof/>
+              </w:rPr>
+              <w:t>Validator CSS Pratical 8</w:t>
+            </w:r>
+            <w:r>
+              <w:rPr>
+                <w:noProof/>
+                <w:webHidden/>
+              </w:rPr>
+              <w:tab/>
+            </w:r>
+            <w:r>
+              <w:rPr>
+                <w:noProof/>
+                <w:webHidden/>
+              </w:rPr>
+              <w:fldChar w:fldCharType="begin"/>
+            </w:r>
+            <w:r>
+              <w:rPr>
+                <w:noProof/>
+                <w:webHidden/>
+              </w:rPr>
+              <w:instrText xml:space="preserve"> PAGEREF _Toc225274804 \h </w:instrText>
+            </w:r>
+            <w:r>
+              <w:rPr>
+                <w:noProof/>
+                <w:webHidden/>
+              </w:rPr>
+            </w:r>
+            <w:r>
+              <w:rPr>
+                <w:noProof/>
+                <w:webHidden/>
+              </w:rPr>
+              <w:fldChar w:fldCharType="separate"/>
+            </w:r>
+            <w:r>
+              <w:rPr>
+                <w:noProof/>
+                <w:webHidden/>
+              </w:rPr>
+              <w:t>6</w:t>
+            </w:r>
+            <w:r>
+              <w:rPr>
+                <w:noProof/>
+                <w:webHidden/>
+              </w:rPr>
+              <w:fldChar w:fldCharType="end"/>
+            </w:r>
+          </w:hyperlink>
+        </w:p>
+        <w:p>
+          <w:pPr>
+            <w:pStyle w:val="TOC1"/>
+            <w:tabs>
+              <w:tab w:val="right" w:leader="dot" w:pos="9350"/>
+            </w:tabs>
+            <w:rPr>
+              <w:rFonts w:eastAsiaTheme="minorEastAsia"/>
+              <w:noProof/>
+              <w:lang w:eastAsia="en-CA"/>
+            </w:rPr>
+          </w:pPr>
+          <w:hyperlink w:anchor="_Toc225274805" w:history="1">
+            <w:r>
+              <w:rPr>
+                <w:rStyle w:val="Hyperlink"/>
+                <w:rFonts w:ascii="Times New Roman" w:hAnsi="Times New Roman" w:cs="Times New Roman"/>
+                <w:noProof/>
+              </w:rPr>
+              <w:t>Wire Frame Reflection.</w:t>
+            </w:r>
+            <w:r>
+              <w:rPr>
+                <w:noProof/>
+                <w:webHidden/>
+              </w:rPr>
+              <w:tab/>
+            </w:r>
+            <w:r>
+              <w:rPr>
+                <w:noProof/>
+                <w:webHidden/>
+              </w:rPr>
+              <w:fldChar w:fldCharType="begin"/>
+            </w:r>
+            <w:r>
+              <w:rPr>
+                <w:noProof/>
+                <w:webHidden/>
+              </w:rPr>
+              <w:instrText xml:space="preserve"> PAGEREF _Toc225274805 \h </w:instrText>
+            </w:r>
+            <w:r>
+              <w:rPr>
+                <w:noProof/>
+                <w:webHidden/>
+              </w:rPr>
+            </w:r>
+            <w:r>
+              <w:rPr>
+                <w:noProof/>
+                <w:webHidden/>
+              </w:rPr>
+              <w:fldChar w:fldCharType="separate"/>
+            </w:r>
+            <w:r>
+              <w:rPr>
+                <w:noProof/>
+                <w:webHidden/>
+              </w:rPr>
+              <w:t>7</w:t>
+            </w:r>
+            <w:r>
+              <w:rPr>
+                <w:noProof/>
+                <w:webHidden/>
+              </w:rPr>
+              <w:fldChar w:fldCharType="end"/>
+            </w:r>
+          </w:hyperlink>
+        </w:p>
+        <w:p>
+          <w:pPr>
+            <w:pStyle w:val="TOC1"/>
+            <w:tabs>
+              <w:tab w:val="right" w:leader="dot" w:pos="9350"/>
+            </w:tabs>
+            <w:rPr>
+              <w:rFonts w:eastAsiaTheme="minorEastAsia"/>
+              <w:noProof/>
+              <w:lang w:eastAsia="en-CA"/>
+            </w:rPr>
+          </w:pPr>
+          <w:hyperlink w:anchor="_Toc225274806" w:history="1">
+            <w:r>
+              <w:rPr>
+                <w:rStyle w:val="Hyperlink"/>
+                <w:rFonts w:ascii="Times New Roman" w:hAnsi="Times New Roman" w:cs="Times New Roman"/>
+                <w:noProof/>
+              </w:rPr>
+              <w:t>Animation – Practical 10</w:t>
+            </w:r>
+            <w:r>
+              <w:rPr>
+                <w:noProof/>
+                <w:webHidden/>
+              </w:rPr>
+              <w:tab/>
+            </w:r>
+            <w:r>
+              <w:rPr>
+                <w:noProof/>
+                <w:webHidden/>
+              </w:rPr>
+              <w:fldChar w:fldCharType="begin"/>
+            </w:r>
+            <w:r>
+              <w:rPr>
+                <w:noProof/>
+                <w:webHidden/>
+              </w:rPr>
+              <w:instrText xml:space="preserve"> PAGEREF _Toc225274806 \h </w:instrText>
+            </w:r>
+            <w:r>
+              <w:rPr>
+                <w:noProof/>
+                <w:webHidden/>
+              </w:rPr>
+            </w:r>
+            <w:r>
+              <w:rPr>
+                <w:noProof/>
+                <w:webHidden/>
+              </w:rPr>
+              <w:fldChar w:fldCharType="separate"/>
+            </w:r>
+            <w:r>
+              <w:rPr>
+                <w:noProof/>
+                <w:webHidden/>
+              </w:rPr>
+              <w:t>8</w:t>
+            </w:r>
+            <w:r>
+              <w:rPr>
+                <w:noProof/>
+                <w:webHidden/>
+              </w:rPr>
+              <w:fldChar w:fldCharType="end"/>
+            </w:r>
+          </w:hyperlink>
+        </w:p>
+        <w:p>
+          <w:pPr>
+            <w:pStyle w:val="TOC1"/>
+            <w:tabs>
+              <w:tab w:val="right" w:leader="dot" w:pos="9350"/>
+            </w:tabs>
+            <w:rPr>
+              <w:rFonts w:eastAsiaTheme="minorEastAsia"/>
+              <w:noProof/>
+              <w:lang w:eastAsia="en-CA"/>
+            </w:rPr>
+          </w:pPr>
+          <w:hyperlink w:anchor="_Toc225274807" w:history="1">
+            <w:r>
+              <w:rPr>
+                <w:rStyle w:val="Hyperlink"/>
+                <w:rFonts w:ascii="Times New Roman" w:hAnsi="Times New Roman" w:cs="Times New Roman"/>
+                <w:noProof/>
+              </w:rPr>
+              <w:t>Peer Review</w:t>
+            </w:r>
+            <w:r>
+              <w:rPr>
+                <w:noProof/>
+                <w:webHidden/>
+              </w:rPr>
+              <w:tab/>
+            </w:r>
+            <w:r>
+              <w:rPr>
+                <w:noProof/>
+                <w:webHidden/>
+              </w:rPr>
+              <w:fldChar w:fldCharType="begin"/>
+            </w:r>
+            <w:r>
+              <w:rPr>
+                <w:noProof/>
+                <w:webHidden/>
+              </w:rPr>
+              <w:instrText xml:space="preserve"> PAGEREF _Toc225274807 \h </w:instrText>
+            </w:r>
+            <w:r>
+              <w:rPr>
+                <w:noProof/>
+                <w:webHidden/>
+              </w:rPr>
+            </w:r>
+            <w:r>
+              <w:rPr>
+                <w:noProof/>
+                <w:webHidden/>
+              </w:rPr>
+              <w:fldChar w:fldCharType="separate"/>
+            </w:r>
+            <w:r>
+              <w:rPr>
+                <w:noProof/>
+                <w:webHidden/>
+              </w:rPr>
+              <w:t>9</w:t>
+            </w:r>
+            <w:r>
+              <w:rPr>
+                <w:noProof/>
+                <w:webHidden/>
+              </w:rPr>
+              <w:fldChar w:fldCharType="end"/>
+            </w:r>
+          </w:hyperlink>
+        </w:p>
+        <w:p>
+          <w:pPr>
+            <w:pStyle w:val="TOC2"/>
+            <w:tabs>
+              <w:tab w:val="right" w:leader="dot" w:pos="9350"/>
+            </w:tabs>
+            <w:rPr>
+              <w:rFonts w:eastAsiaTheme="minorEastAsia"/>
+              <w:noProof/>
+              <w:lang w:eastAsia="en-CA"/>
+            </w:rPr>
+          </w:pPr>
+          <w:hyperlink w:anchor="_Toc225274808" w:history="1">
+            <w:r>
+              <w:rPr>
+                <w:rStyle w:val="Hyperlink"/>
+                <w:rFonts w:ascii="Times New Roman" w:hAnsi="Times New Roman" w:cs="Times New Roman"/>
+                <w:noProof/>
+              </w:rPr>
+              <w:t>Comments Received</w:t>
+            </w:r>
+            <w:r>
+              <w:rPr>
+                <w:noProof/>
+                <w:webHidden/>
+              </w:rPr>
+              <w:tab/>
+            </w:r>
+            <w:r>
+              <w:rPr>
+                <w:noProof/>
+                <w:webHidden/>
+              </w:rPr>
+              <w:fldChar w:fldCharType="begin"/>
+            </w:r>
+            <w:r>
+              <w:rPr>
+                <w:noProof/>
+                <w:webHidden/>
+              </w:rPr>
+              <w:instrText xml:space="preserve"> PAGEREF _Toc225274808 \h </w:instrText>
+            </w:r>
+            <w:r>
+              <w:rPr>
+                <w:noProof/>
+                <w:webHidden/>
+              </w:rPr>
+            </w:r>
+            <w:r>
+              <w:rPr>
+                <w:noProof/>
+                <w:webHidden/>
+              </w:rPr>
+              <w:fldChar w:fldCharType="separate"/>
+            </w:r>
+            <w:r>
+              <w:rPr>
+                <w:noProof/>
+                <w:webHidden/>
+              </w:rPr>
+              <w:t>9</w:t>
+            </w:r>
+            <w:r>
+              <w:rPr>
+                <w:noProof/>
+                <w:webHidden/>
+              </w:rPr>
+              <w:fldChar w:fldCharType="end"/>
+            </w:r>
+          </w:hyperlink>
+        </w:p>
+        <w:p>
+          <w:pPr>
+            <w:pStyle w:val="TOC2"/>
+            <w:tabs>
+              <w:tab w:val="right" w:leader="dot" w:pos="9350"/>
+            </w:tabs>
+            <w:rPr>
+              <w:rFonts w:eastAsiaTheme="minorEastAsia"/>
+              <w:noProof/>
+              <w:lang w:eastAsia="en-CA"/>
+            </w:rPr>
+          </w:pPr>
+          <w:hyperlink w:anchor="_Toc225274809" w:history="1">
+            <w:r>
+              <w:rPr>
+                <w:rStyle w:val="Hyperlink"/>
+                <w:rFonts w:ascii="Times New Roman" w:hAnsi="Times New Roman" w:cs="Times New Roman"/>
+                <w:noProof/>
+              </w:rPr>
+              <w:t>Comments made</w:t>
+            </w:r>
+            <w:r>
+              <w:rPr>
+                <w:noProof/>
+                <w:webHidden/>
+              </w:rPr>
+              <w:tab/>
+            </w:r>
+            <w:r>
+              <w:rPr>
+                <w:noProof/>
+                <w:webHidden/>
+              </w:rPr>
+              <w:fldChar w:fldCharType="begin"/>
+            </w:r>
+            <w:r>
+              <w:rPr>
+                <w:noProof/>
+                <w:webHidden/>
+              </w:rPr>
+              <w:instrText xml:space="preserve"> PAGEREF _Toc225274809 \h </w:instrText>
+            </w:r>
+            <w:r>
+              <w:rPr>
+                <w:noProof/>
+                <w:webHidden/>
+              </w:rPr>
+            </w:r>
+            <w:r>
+              <w:rPr>
+                <w:noProof/>
+                <w:webHidden/>
+              </w:rPr>
+              <w:fldChar w:fldCharType="separate"/>
+            </w:r>
+            <w:r>
+              <w:rPr>
+                <w:noProof/>
+                <w:webHidden/>
+              </w:rPr>
+              <w:t>10</w:t>
+            </w:r>
+            <w:r>
+              <w:rPr>
+                <w:noProof/>
+                <w:webHidden/>
+              </w:rPr>
+              <w:fldChar w:fldCharType="end"/>
+            </w:r>
+          </w:hyperlink>
+        </w:p>
+        <w:p>
+          <w:r>
+            <w:rPr>
+              <w:b/>
+              <w:bCs/>
+              <w:noProof/>
+            </w:rPr>
+            <w:fldChar w:fldCharType="end"/>
+          </w:r>
+        </w:p>
+      </w:sdtContent>
+    </w:sdt>
+    <w:p>
+      <w:pPr>
+        <w:jc w:val="center"/>
+        <w:rPr>
+          <w:rFonts w:ascii="Times New Roman" w:hAnsi="Times New Roman" w:cs="Times New Roman"/>
+          <w:lang w:val="pt-BR"/>
+        </w:rPr>
+      </w:pPr>
+    </w:p>
+    <w:p>
+      <w:pPr>
+        <w:rPr>
+          <w:rFonts w:ascii="Times New Roman" w:hAnsi="Times New Roman" w:cs="Times New Roman"/>
+          <w:lang w:val="pt-BR"/>
+        </w:rPr>
+      </w:pPr>
+      <w:r>
+        <w:rPr>
+          <w:rFonts w:ascii="Times New Roman" w:hAnsi="Times New Roman" w:cs="Times New Roman"/>
+          <w:lang w:val="pt-BR"/>
+        </w:rPr>
+        <w:br w:type="page"/>
+      </w:r>
+    </w:p>
     <w:p>
       <w:pPr>
         <w:pStyle w:val="Heading1"/>
@@ -92,6 +878,7 @@
           <w:color w:val="000000" w:themeColor="text1"/>
         </w:rPr>
       </w:pPr>
+      <w:bookmarkStart w:id="0" w:name="_Toc225274800"/>
       <w:r>
         <w:rPr>
           <w:rFonts w:ascii="Times New Roman" w:hAnsi="Times New Roman" w:cs="Times New Roman"/>
@@ -100,11 +887,12 @@
         <w:lastRenderedPageBreak/>
         <w:t>Desktop Vision</w:t>
       </w:r>
-      <w:r>
-        <w:rPr>
-          <w:rFonts w:ascii="Times New Roman" w:hAnsi="Times New Roman" w:cs="Times New Roman"/>
+      <w:bookmarkEnd w:id="0"/>
+    </w:p>
+    <w:p>
+      <w:r>
+        <w:rPr>
           <w:noProof/>
-          <w:color w:val="000000" w:themeColor="text1"/>
         </w:rPr>
         <w:drawing>
           <wp:inline distT="0" distB="0" distL="0" distR="0" wp14:anchorId="3EC29192" wp14:editId="167FE404">
@@ -122,7 +910,7 @@
                     <pic:cNvPicPr/>
                   </pic:nvPicPr>
                   <pic:blipFill>
-                    <a:blip r:embed="rId5"/>
+                    <a:blip r:embed="rId7"/>
                     <a:stretch>
                       <a:fillRect/>
                     </a:stretch>
@@ -158,6 +946,7 @@
           <w:color w:val="000000" w:themeColor="text1"/>
         </w:rPr>
       </w:pPr>
+      <w:bookmarkStart w:id="1" w:name="_Toc225274801"/>
       <w:r>
         <w:rPr>
           <w:rFonts w:ascii="Times New Roman" w:hAnsi="Times New Roman" w:cs="Times New Roman"/>
@@ -166,6 +955,7 @@
         <w:lastRenderedPageBreak/>
         <w:t>Smartphone Vision</w:t>
       </w:r>
+      <w:bookmarkEnd w:id="1"/>
     </w:p>
     <w:p>
       <w:pPr>
@@ -191,7 +981,7 @@
                     <pic:cNvPicPr/>
                   </pic:nvPicPr>
                   <pic:blipFill>
-                    <a:blip r:embed="rId6"/>
+                    <a:blip r:embed="rId8"/>
                     <a:stretch>
                       <a:fillRect/>
                     </a:stretch>
@@ -226,6 +1016,7 @@
           <w:color w:val="000000" w:themeColor="text1"/>
         </w:rPr>
       </w:pPr>
+      <w:bookmarkStart w:id="2" w:name="_Toc225274802"/>
       <w:r>
         <w:rPr>
           <w:rFonts w:ascii="Times New Roman" w:hAnsi="Times New Roman" w:cs="Times New Roman"/>
@@ -234,6 +1025,28 @@
         <w:lastRenderedPageBreak/>
         <w:t>Validation Screenshot</w:t>
       </w:r>
+      <w:r>
+        <w:rPr>
+          <w:rFonts w:ascii="Times New Roman" w:hAnsi="Times New Roman" w:cs="Times New Roman"/>
+          <w:color w:val="000000" w:themeColor="text1"/>
+        </w:rPr>
+        <w:t xml:space="preserve"> – </w:t>
+      </w:r>
+      <w:r>
+        <w:rPr>
+          <w:rFonts w:ascii="Times New Roman" w:hAnsi="Times New Roman" w:cs="Times New Roman"/>
+          <w:color w:val="000000" w:themeColor="text1"/>
+        </w:rPr>
+        <w:t>Practical</w:t>
+      </w:r>
+      <w:r>
+        <w:rPr>
+          <w:rFonts w:ascii="Times New Roman" w:hAnsi="Times New Roman" w:cs="Times New Roman"/>
+          <w:color w:val="000000" w:themeColor="text1"/>
+        </w:rPr>
+        <w:t xml:space="preserve"> 4</w:t>
+      </w:r>
+      <w:bookmarkEnd w:id="2"/>
     </w:p>
     <w:p>
       <w:pPr>
@@ -261,7 +1074,7 @@
                     </pic:cNvPicPr>
                   </pic:nvPicPr>
                   <pic:blipFill>
-                    <a:blip r:embed="rId7">
+                    <a:blip r:embed="rId9">
                       <a:extLst>
                         <a:ext uri="{28A0092B-C50C-407E-A947-70E740481C1C}">
                           <a14:useLocalDpi xmlns:a14="http://schemas.microsoft.com/office/drawing/2010/main" val="0"/>
@@ -312,6 +1125,7 @@
           <w:color w:val="000000" w:themeColor="text1"/>
         </w:rPr>
       </w:pPr>
+      <w:bookmarkStart w:id="3" w:name="_Toc225274803"/>
       <w:r>
         <w:rPr>
           <w:rFonts w:ascii="Times New Roman" w:hAnsi="Times New Roman" w:cs="Times New Roman"/>
@@ -336,6 +1150,7 @@
         </w:rPr>
         <w:t xml:space="preserve"> 8</w:t>
       </w:r>
+      <w:bookmarkEnd w:id="3"/>
     </w:p>
     <w:p>
       <w:r>
@@ -360,7 +1175,7 @@
                     </pic:cNvPicPr>
                   </pic:nvPicPr>
                   <pic:blipFill>
-                    <a:blip r:embed="rId8">
+                    <a:blip r:embed="rId10">
                       <a:extLst>
                         <a:ext uri="{28A0092B-C50C-407E-A947-70E740481C1C}">
                           <a14:useLocalDpi xmlns:a14="http://schemas.microsoft.com/office/drawing/2010/main" val="0"/>
@@ -401,6 +1216,7 @@
           <w:color w:val="000000" w:themeColor="text1"/>
         </w:rPr>
       </w:pPr>
+      <w:bookmarkStart w:id="4" w:name="_Toc225274804"/>
       <w:r>
         <w:rPr>
           <w:rFonts w:ascii="Times New Roman" w:hAnsi="Times New Roman" w:cs="Times New Roman"/>
@@ -424,6 +1240,7 @@
         </w:rPr>
         <w:t xml:space="preserve"> 8</w:t>
       </w:r>
+      <w:bookmarkEnd w:id="4"/>
     </w:p>
     <w:p>
       <w:r>
@@ -446,7 +1263,7 @@
                     <pic:cNvPicPr/>
                   </pic:nvPicPr>
                   <pic:blipFill>
-                    <a:blip r:embed="rId9"/>
+                    <a:blip r:embed="rId11"/>
                     <a:stretch>
                       <a:fillRect/>
                     </a:stretch>
@@ -482,6 +1299,7 @@
           <w:color w:val="000000" w:themeColor="text1"/>
         </w:rPr>
       </w:pPr>
+      <w:bookmarkStart w:id="5" w:name="_Toc225274805"/>
       <w:r>
         <w:rPr>
           <w:rFonts w:ascii="Times New Roman" w:hAnsi="Times New Roman" w:cs="Times New Roman"/>
@@ -490,6 +1308,7 @@
         <w:lastRenderedPageBreak/>
         <w:t>Wire Frame Reflection.</w:t>
       </w:r>
+      <w:bookmarkEnd w:id="5"/>
     </w:p>
     <w:p>
       <w:pPr>
@@ -506,6 +1325,969 @@
         </w:rPr>
         <w:t>I did not change that much, the only things that are different are the sections and the nav bar, and the reason for why I did these changes was because they worked better for each media, while in the smartphone it is better to have a hamburger menu, because it is easier to tap on the option, since the option is larger, having them in row and separate in the desktop makes it easier to click the option without clicking the wrong. Also, the reason why I changed the sections on the desktop was to have a better readability, however, I still want to make them in different pages on the web browser. Furthermore, I learnt that obviously the first vision is not the right one, it is just a direction of what you might want for the future, but, even now, I don’t think the website will stay this way, it may have more changes for it in the future.</w:t>
       </w:r>
+    </w:p>
+    <w:p>
+      <w:pPr>
+        <w:rPr>
+          <w:rFonts w:ascii="Times New Roman" w:hAnsi="Times New Roman" w:cs="Times New Roman"/>
+        </w:rPr>
+      </w:pPr>
+      <w:r>
+        <w:rPr>
+          <w:rFonts w:ascii="Times New Roman" w:hAnsi="Times New Roman" w:cs="Times New Roman"/>
+        </w:rPr>
+        <w:br w:type="page"/>
+      </w:r>
+    </w:p>
+    <w:p>
+      <w:pPr>
+        <w:pStyle w:val="Heading1"/>
+        <w:jc w:val="center"/>
+        <w:rPr>
+          <w:rFonts w:ascii="Times New Roman" w:hAnsi="Times New Roman" w:cs="Times New Roman"/>
+          <w:color w:val="000000" w:themeColor="text1"/>
+        </w:rPr>
+      </w:pPr>
+      <w:bookmarkStart w:id="6" w:name="_Toc225274806"/>
+      <w:r>
+        <w:rPr>
+          <w:rFonts w:ascii="Times New Roman" w:hAnsi="Times New Roman" w:cs="Times New Roman"/>
+          <w:color w:val="000000" w:themeColor="text1"/>
+        </w:rPr>
+        <w:lastRenderedPageBreak/>
+        <w:t>Animation – Practical 10</w:t>
+      </w:r>
+      <w:bookmarkEnd w:id="6"/>
+    </w:p>
+    <w:p>
+      <w:pPr>
+        <w:rPr>
+          <w:rFonts w:ascii="Times New Roman" w:hAnsi="Times New Roman" w:cs="Times New Roman"/>
+        </w:rPr>
+      </w:pPr>
+      <w:r>
+        <w:tab/>
+      </w:r>
+      <w:r>
+        <w:rPr>
+          <w:rFonts w:ascii="Times New Roman" w:hAnsi="Times New Roman" w:cs="Times New Roman"/>
+        </w:rPr>
+        <w:t>The first animation I added was on the logo, that w</w:t>
+      </w:r>
+      <w:r>
+        <w:rPr>
+          <w:rFonts w:ascii="Times New Roman" w:hAnsi="Times New Roman" w:cs="Times New Roman"/>
+        </w:rPr>
+        <w:t>hile the user is p</w:t>
+      </w:r>
+      <w:r>
+        <w:rPr>
+          <w:rFonts w:ascii="Times New Roman" w:hAnsi="Times New Roman" w:cs="Times New Roman"/>
+        </w:rPr>
+        <w:t>ressing it</w:t>
+      </w:r>
+      <w:r>
+        <w:rPr>
+          <w:rFonts w:ascii="Times New Roman" w:hAnsi="Times New Roman" w:cs="Times New Roman"/>
+        </w:rPr>
+        <w:t>, it will stay rotating</w:t>
+      </w:r>
+      <w:r>
+        <w:rPr>
+          <w:rFonts w:ascii="Times New Roman" w:hAnsi="Times New Roman" w:cs="Times New Roman"/>
+        </w:rPr>
+        <w:t xml:space="preserve"> until the user releases the mouse button.</w:t>
+      </w:r>
+      <w:r>
+        <w:rPr>
+          <w:rFonts w:ascii="Times New Roman" w:hAnsi="Times New Roman" w:cs="Times New Roman"/>
+        </w:rPr>
+        <w:t xml:space="preserve"> </w:t>
+      </w:r>
+      <w:r>
+        <w:rPr>
+          <w:rFonts w:ascii="Times New Roman" w:hAnsi="Times New Roman" w:cs="Times New Roman"/>
+        </w:rPr>
+        <w:t>I A</w:t>
+      </w:r>
+      <w:r>
+        <w:rPr>
+          <w:rFonts w:ascii="Times New Roman" w:hAnsi="Times New Roman" w:cs="Times New Roman"/>
+        </w:rPr>
+        <w:t>lso</w:t>
+      </w:r>
+      <w:r>
+        <w:rPr>
+          <w:rFonts w:ascii="Times New Roman" w:hAnsi="Times New Roman" w:cs="Times New Roman"/>
+        </w:rPr>
+        <w:t xml:space="preserve"> added </w:t>
+      </w:r>
+      <w:proofErr w:type="gramStart"/>
+      <w:r>
+        <w:rPr>
+          <w:rFonts w:ascii="Times New Roman" w:hAnsi="Times New Roman" w:cs="Times New Roman"/>
+        </w:rPr>
+        <w:t>a</w:t>
+      </w:r>
+      <w:proofErr w:type="gramEnd"/>
+      <w:r>
+        <w:rPr>
+          <w:rFonts w:ascii="Times New Roman" w:hAnsi="Times New Roman" w:cs="Times New Roman"/>
+        </w:rPr>
+        <w:t xml:space="preserve"> animation</w:t>
+      </w:r>
+      <w:r>
+        <w:rPr>
+          <w:rFonts w:ascii="Times New Roman" w:hAnsi="Times New Roman" w:cs="Times New Roman"/>
+        </w:rPr>
+        <w:t xml:space="preserve"> </w:t>
+      </w:r>
+      <w:r>
+        <w:rPr>
+          <w:rFonts w:ascii="Times New Roman" w:hAnsi="Times New Roman" w:cs="Times New Roman"/>
+        </w:rPr>
+        <w:t>o</w:t>
+      </w:r>
+      <w:r>
+        <w:rPr>
+          <w:rFonts w:ascii="Times New Roman" w:hAnsi="Times New Roman" w:cs="Times New Roman"/>
+        </w:rPr>
+        <w:t>n the nav bar,</w:t>
+      </w:r>
+      <w:r>
+        <w:rPr>
+          <w:rFonts w:ascii="Times New Roman" w:hAnsi="Times New Roman" w:cs="Times New Roman"/>
+        </w:rPr>
+        <w:t xml:space="preserve"> that</w:t>
+      </w:r>
+      <w:r>
+        <w:rPr>
+          <w:rFonts w:ascii="Times New Roman" w:hAnsi="Times New Roman" w:cs="Times New Roman"/>
+        </w:rPr>
+        <w:t xml:space="preserve"> while the user is hovering in any of the cards, it will start to change color, from cyan, to white, to dark blue, to cyan again</w:t>
+      </w:r>
+      <w:r>
+        <w:rPr>
+          <w:rFonts w:ascii="Times New Roman" w:hAnsi="Times New Roman" w:cs="Times New Roman"/>
+        </w:rPr>
+        <w:t>, if the user stops hovering it will go back to its default white color.</w:t>
+      </w:r>
+    </w:p>
+    <w:p>
+      <w:pPr>
+        <w:rPr>
+          <w:rFonts w:ascii="Times New Roman" w:hAnsi="Times New Roman" w:cs="Times New Roman"/>
+        </w:rPr>
+      </w:pPr>
+    </w:p>
+    <w:p>
+      <w:pPr>
+        <w:rPr>
+          <w:rFonts w:ascii="Times New Roman" w:hAnsi="Times New Roman" w:cs="Times New Roman"/>
+        </w:rPr>
+      </w:pPr>
+      <w:r>
+        <w:rPr>
+          <w:rFonts w:ascii="Times New Roman" w:hAnsi="Times New Roman" w:cs="Times New Roman"/>
+        </w:rPr>
+        <w:br w:type="page"/>
+      </w:r>
+    </w:p>
+    <w:p>
+      <w:pPr>
+        <w:pStyle w:val="Heading1"/>
+        <w:jc w:val="center"/>
+        <w:rPr>
+          <w:rFonts w:ascii="Times New Roman" w:hAnsi="Times New Roman" w:cs="Times New Roman"/>
+          <w:color w:val="000000" w:themeColor="text1"/>
+        </w:rPr>
+      </w:pPr>
+      <w:bookmarkStart w:id="7" w:name="_Toc225274807"/>
+      <w:r>
+        <w:rPr>
+          <w:rFonts w:ascii="Times New Roman" w:hAnsi="Times New Roman" w:cs="Times New Roman"/>
+          <w:color w:val="000000" w:themeColor="text1"/>
+        </w:rPr>
+        <w:lastRenderedPageBreak/>
+        <w:t>Peer Review</w:t>
+      </w:r>
+      <w:bookmarkEnd w:id="7"/>
+    </w:p>
+    <w:p>
+      <w:pPr>
+        <w:pStyle w:val="Heading2"/>
+        <w:rPr>
+          <w:rFonts w:ascii="Times New Roman" w:hAnsi="Times New Roman" w:cs="Times New Roman"/>
+          <w:color w:val="000000" w:themeColor="text1"/>
+        </w:rPr>
+      </w:pPr>
+      <w:bookmarkStart w:id="8" w:name="_Toc225274808"/>
+      <w:r>
+        <w:rPr>
+          <w:rFonts w:ascii="Times New Roman" w:hAnsi="Times New Roman" w:cs="Times New Roman"/>
+          <w:color w:val="000000" w:themeColor="text1"/>
+        </w:rPr>
+        <w:t>Comments Received</w:t>
+      </w:r>
+      <w:bookmarkEnd w:id="8"/>
+    </w:p>
+    <w:tbl>
+      <w:tblPr>
+        <w:tblStyle w:val="TableGrid"/>
+        <w:tblW w:w="0" w:type="auto"/>
+        <w:tblLayout w:type="fixed"/>
+        <w:tblLook w:val="06A0" w:firstRow="1" w:lastRow="0" w:firstColumn="1" w:lastColumn="0" w:noHBand="1" w:noVBand="1"/>
+      </w:tblPr>
+      <w:tblGrid>
+        <w:gridCol w:w="1872"/>
+        <w:gridCol w:w="3660"/>
+        <w:gridCol w:w="1020"/>
+        <w:gridCol w:w="2957"/>
+      </w:tblGrid>
+      <w:tr>
+        <w:trPr>
+          <w:trHeight w:val="300"/>
+        </w:trPr>
+        <w:tc>
+          <w:tcPr>
+            <w:tcW w:w="1872" w:type="dxa"/>
+          </w:tcPr>
+          <w:p>
+            <w:pPr>
+              <w:rPr>
+                <w:rFonts w:ascii="Times New Roman" w:hAnsi="Times New Roman" w:cs="Times New Roman"/>
+              </w:rPr>
+            </w:pPr>
+            <w:r>
+              <w:rPr>
+                <w:rFonts w:ascii="Times New Roman" w:hAnsi="Times New Roman" w:cs="Times New Roman"/>
+              </w:rPr>
+              <w:t>Comment from:</w:t>
+            </w:r>
+          </w:p>
+        </w:tc>
+        <w:tc>
+          <w:tcPr>
+            <w:tcW w:w="3660" w:type="dxa"/>
+          </w:tcPr>
+          <w:p>
+            <w:pPr>
+              <w:rPr>
+                <w:rFonts w:ascii="Times New Roman" w:hAnsi="Times New Roman" w:cs="Times New Roman"/>
+              </w:rPr>
+            </w:pPr>
+            <w:r>
+              <w:rPr>
+                <w:rFonts w:ascii="Times New Roman" w:hAnsi="Times New Roman" w:cs="Times New Roman"/>
+              </w:rPr>
+              <w:t>Comment</w:t>
+            </w:r>
+          </w:p>
+        </w:tc>
+        <w:tc>
+          <w:tcPr>
+            <w:tcW w:w="1020" w:type="dxa"/>
+          </w:tcPr>
+          <w:p>
+            <w:pPr>
+              <w:rPr>
+                <w:rFonts w:ascii="Times New Roman" w:hAnsi="Times New Roman" w:cs="Times New Roman"/>
+              </w:rPr>
+            </w:pPr>
+            <w:r>
+              <w:rPr>
+                <w:rFonts w:ascii="Times New Roman" w:hAnsi="Times New Roman" w:cs="Times New Roman"/>
+              </w:rPr>
+              <w:t>Accept/Reject</w:t>
+            </w:r>
+          </w:p>
+        </w:tc>
+        <w:tc>
+          <w:tcPr>
+            <w:tcW w:w="2957" w:type="dxa"/>
+          </w:tcPr>
+          <w:p>
+            <w:pPr>
+              <w:rPr>
+                <w:rFonts w:ascii="Times New Roman" w:hAnsi="Times New Roman" w:cs="Times New Roman"/>
+              </w:rPr>
+            </w:pPr>
+            <w:r>
+              <w:rPr>
+                <w:rFonts w:ascii="Times New Roman" w:hAnsi="Times New Roman" w:cs="Times New Roman"/>
+              </w:rPr>
+              <w:t>Rationale</w:t>
+            </w:r>
+          </w:p>
+        </w:tc>
+      </w:tr>
+      <w:tr>
+        <w:trPr>
+          <w:trHeight w:val="1565"/>
+        </w:trPr>
+        <w:tc>
+          <w:tcPr>
+            <w:tcW w:w="1872" w:type="dxa"/>
+          </w:tcPr>
+          <w:p>
+            <w:pPr>
+              <w:rPr>
+                <w:rFonts w:ascii="Times New Roman" w:hAnsi="Times New Roman" w:cs="Times New Roman"/>
+              </w:rPr>
+            </w:pPr>
+            <w:r>
+              <w:rPr>
+                <w:rFonts w:ascii="Times New Roman" w:hAnsi="Times New Roman" w:cs="Times New Roman"/>
+              </w:rPr>
+              <w:t>Shizuki Akirao</w:t>
+            </w:r>
+          </w:p>
+        </w:tc>
+        <w:tc>
+          <w:tcPr>
+            <w:tcW w:w="3660" w:type="dxa"/>
+          </w:tcPr>
+          <w:p>
+            <w:pPr>
+              <w:rPr>
+                <w:rFonts w:ascii="Times New Roman" w:hAnsi="Times New Roman" w:cs="Times New Roman"/>
+              </w:rPr>
+            </w:pPr>
+            <w:r>
+              <w:rPr>
+                <w:rFonts w:ascii="Times New Roman" w:hAnsi="Times New Roman" w:cs="Times New Roman"/>
+              </w:rPr>
+              <w:t>The website has calm colors.</w:t>
+            </w:r>
+            <w:r>
+              <w:rPr>
+                <w:rFonts w:ascii="Times New Roman" w:hAnsi="Times New Roman" w:cs="Times New Roman"/>
+              </w:rPr>
+              <w:br/>
+              <w:t>The picture is fresh.</w:t>
+            </w:r>
+            <w:r>
+              <w:rPr>
+                <w:rFonts w:ascii="Times New Roman" w:hAnsi="Times New Roman" w:cs="Times New Roman"/>
+              </w:rPr>
+              <w:br/>
+              <w:t>The animations with the shadows, make it feel very active.</w:t>
+            </w:r>
+            <w:r>
+              <w:rPr>
+                <w:rFonts w:ascii="Times New Roman" w:hAnsi="Times New Roman" w:cs="Times New Roman"/>
+              </w:rPr>
+              <w:br/>
+              <w:t>The sizes were well chosen.</w:t>
+            </w:r>
+          </w:p>
+        </w:tc>
+        <w:tc>
+          <w:tcPr>
+            <w:tcW w:w="1020" w:type="dxa"/>
+          </w:tcPr>
+          <w:p>
+            <w:pPr>
+              <w:rPr>
+                <w:rFonts w:ascii="Times New Roman" w:hAnsi="Times New Roman" w:cs="Times New Roman"/>
+              </w:rPr>
+            </w:pPr>
+            <w:r>
+              <w:rPr>
+                <w:rFonts w:ascii="Times New Roman" w:hAnsi="Times New Roman" w:cs="Times New Roman"/>
+              </w:rPr>
+              <w:t>accept</w:t>
+            </w:r>
+          </w:p>
+        </w:tc>
+        <w:tc>
+          <w:tcPr>
+            <w:tcW w:w="2957" w:type="dxa"/>
+          </w:tcPr>
+          <w:p>
+            <w:pPr>
+              <w:rPr>
+                <w:rFonts w:ascii="Times New Roman" w:hAnsi="Times New Roman" w:cs="Times New Roman"/>
+              </w:rPr>
+            </w:pPr>
+            <w:r>
+              <w:rPr>
+                <w:rFonts w:ascii="Times New Roman" w:hAnsi="Times New Roman" w:cs="Times New Roman"/>
+              </w:rPr>
+              <w:t>Overall, the website looks good</w:t>
+            </w:r>
+            <w:r>
+              <w:rPr>
+                <w:rFonts w:ascii="Times New Roman" w:hAnsi="Times New Roman" w:cs="Times New Roman"/>
+              </w:rPr>
+              <w:t>, and no suggestions or critiques were made</w:t>
+            </w:r>
+            <w:r>
+              <w:rPr>
+                <w:rFonts w:ascii="Times New Roman" w:hAnsi="Times New Roman" w:cs="Times New Roman"/>
+              </w:rPr>
+              <w:t>.</w:t>
+            </w:r>
+          </w:p>
+        </w:tc>
+      </w:tr>
+      <w:tr>
+        <w:trPr>
+          <w:trHeight w:val="2312"/>
+        </w:trPr>
+        <w:tc>
+          <w:tcPr>
+            <w:tcW w:w="1872" w:type="dxa"/>
+          </w:tcPr>
+          <w:p>
+            <w:pPr>
+              <w:rPr>
+                <w:rFonts w:ascii="Times New Roman" w:hAnsi="Times New Roman" w:cs="Times New Roman"/>
+              </w:rPr>
+            </w:pPr>
+            <w:r>
+              <w:rPr>
+                <w:rFonts w:ascii="Times New Roman" w:hAnsi="Times New Roman" w:cs="Times New Roman"/>
+              </w:rPr>
+              <w:t>Jorge Lopez-Brandt</w:t>
+            </w:r>
+          </w:p>
+        </w:tc>
+        <w:tc>
+          <w:tcPr>
+            <w:tcW w:w="3660" w:type="dxa"/>
+          </w:tcPr>
+          <w:p>
+            <w:pPr>
+              <w:rPr>
+                <w:rFonts w:ascii="Times New Roman" w:hAnsi="Times New Roman" w:cs="Times New Roman"/>
+              </w:rPr>
+            </w:pPr>
+            <w:r>
+              <w:rPr>
+                <w:rFonts w:ascii="Times New Roman" w:hAnsi="Times New Roman" w:cs="Times New Roman"/>
+              </w:rPr>
+              <w:t>Increase the size of the text in the menu.</w:t>
+            </w:r>
+          </w:p>
+          <w:p>
+            <w:pPr>
+              <w:rPr>
+                <w:rFonts w:ascii="Times New Roman" w:hAnsi="Times New Roman" w:cs="Times New Roman"/>
+              </w:rPr>
+            </w:pPr>
+            <w:r>
+              <w:rPr>
+                <w:rFonts w:ascii="Times New Roman" w:hAnsi="Times New Roman" w:cs="Times New Roman"/>
+              </w:rPr>
+              <w:t>The logo is well positioned, and the size really catches the attention.</w:t>
+            </w:r>
+          </w:p>
+          <w:p>
+            <w:pPr>
+              <w:rPr>
+                <w:rFonts w:ascii="Times New Roman" w:hAnsi="Times New Roman" w:cs="Times New Roman"/>
+              </w:rPr>
+            </w:pPr>
+            <w:r>
+              <w:rPr>
+                <w:rFonts w:ascii="Times New Roman" w:hAnsi="Times New Roman" w:cs="Times New Roman"/>
+              </w:rPr>
+              <w:t>The rules of colors highlight the information well and give it a good contrast.</w:t>
+            </w:r>
+          </w:p>
+          <w:p>
+            <w:pPr>
+              <w:rPr>
+                <w:rFonts w:ascii="Times New Roman" w:hAnsi="Times New Roman" w:cs="Times New Roman"/>
+              </w:rPr>
+            </w:pPr>
+          </w:p>
+        </w:tc>
+        <w:tc>
+          <w:tcPr>
+            <w:tcW w:w="1020" w:type="dxa"/>
+          </w:tcPr>
+          <w:p>
+            <w:pPr>
+              <w:rPr>
+                <w:rFonts w:ascii="Times New Roman" w:hAnsi="Times New Roman" w:cs="Times New Roman"/>
+              </w:rPr>
+            </w:pPr>
+            <w:r>
+              <w:rPr>
+                <w:rFonts w:ascii="Times New Roman" w:hAnsi="Times New Roman" w:cs="Times New Roman"/>
+              </w:rPr>
+              <w:t>accept</w:t>
+            </w:r>
+          </w:p>
+        </w:tc>
+        <w:tc>
+          <w:tcPr>
+            <w:tcW w:w="2957" w:type="dxa"/>
+          </w:tcPr>
+          <w:p>
+            <w:pPr>
+              <w:rPr>
+                <w:rFonts w:ascii="Times New Roman" w:hAnsi="Times New Roman" w:cs="Times New Roman"/>
+              </w:rPr>
+            </w:pPr>
+            <w:r>
+              <w:rPr>
+                <w:rFonts w:ascii="Times New Roman" w:hAnsi="Times New Roman" w:cs="Times New Roman"/>
+              </w:rPr>
+              <w:t>The font on the menu is tiny</w:t>
+            </w:r>
+            <w:r>
+              <w:rPr>
+                <w:rFonts w:ascii="Times New Roman" w:hAnsi="Times New Roman" w:cs="Times New Roman"/>
+              </w:rPr>
+              <w:t>, which causes a little discomfort, since card is way bigger.</w:t>
+            </w:r>
+          </w:p>
+        </w:tc>
+      </w:tr>
+      <w:tr>
+        <w:trPr>
+          <w:trHeight w:val="1574"/>
+        </w:trPr>
+        <w:tc>
+          <w:tcPr>
+            <w:tcW w:w="1872" w:type="dxa"/>
+          </w:tcPr>
+          <w:p>
+            <w:pPr>
+              <w:rPr>
+                <w:rFonts w:ascii="Times New Roman" w:hAnsi="Times New Roman" w:cs="Times New Roman"/>
+              </w:rPr>
+            </w:pPr>
+            <w:r>
+              <w:rPr>
+                <w:rFonts w:ascii="Times New Roman" w:hAnsi="Times New Roman" w:cs="Times New Roman"/>
+              </w:rPr>
+              <w:t>Anthony Place</w:t>
+            </w:r>
+          </w:p>
+        </w:tc>
+        <w:tc>
+          <w:tcPr>
+            <w:tcW w:w="3660" w:type="dxa"/>
+          </w:tcPr>
+          <w:p>
+            <w:pPr>
+              <w:rPr>
+                <w:rFonts w:ascii="Times New Roman" w:hAnsi="Times New Roman" w:cs="Times New Roman"/>
+              </w:rPr>
+            </w:pPr>
+            <w:r>
+              <w:rPr>
+                <w:rFonts w:ascii="Times New Roman" w:hAnsi="Times New Roman" w:cs="Times New Roman"/>
+              </w:rPr>
+              <w:t xml:space="preserve">Padding on the hero section is uneven in mobile mode. </w:t>
+            </w:r>
+          </w:p>
+          <w:p>
+            <w:pPr>
+              <w:rPr>
+                <w:rFonts w:ascii="Times New Roman" w:hAnsi="Times New Roman" w:cs="Times New Roman"/>
+              </w:rPr>
+            </w:pPr>
+            <w:r>
+              <w:rPr>
+                <w:rFonts w:ascii="Times New Roman" w:hAnsi="Times New Roman" w:cs="Times New Roman"/>
+              </w:rPr>
+              <w:t>In desktop mode I would stretch the menu all the way across.</w:t>
+            </w:r>
+          </w:p>
+        </w:tc>
+        <w:tc>
+          <w:tcPr>
+            <w:tcW w:w="1020" w:type="dxa"/>
+          </w:tcPr>
+          <w:p>
+            <w:pPr>
+              <w:rPr>
+                <w:rFonts w:ascii="Times New Roman" w:hAnsi="Times New Roman" w:cs="Times New Roman"/>
+              </w:rPr>
+            </w:pPr>
+            <w:r>
+              <w:rPr>
+                <w:rFonts w:ascii="Times New Roman" w:hAnsi="Times New Roman" w:cs="Times New Roman"/>
+              </w:rPr>
+              <w:t>accept</w:t>
+            </w:r>
+          </w:p>
+        </w:tc>
+        <w:tc>
+          <w:tcPr>
+            <w:tcW w:w="2957" w:type="dxa"/>
+          </w:tcPr>
+          <w:p>
+            <w:pPr>
+              <w:rPr>
+                <w:rFonts w:ascii="Times New Roman" w:hAnsi="Times New Roman" w:cs="Times New Roman"/>
+              </w:rPr>
+            </w:pPr>
+            <w:r>
+              <w:rPr>
+                <w:rFonts w:ascii="Times New Roman" w:hAnsi="Times New Roman" w:cs="Times New Roman"/>
+              </w:rPr>
+              <w:t xml:space="preserve">It does feel strange when looking at </w:t>
+            </w:r>
+            <w:r>
+              <w:rPr>
+                <w:rFonts w:ascii="Times New Roman" w:hAnsi="Times New Roman" w:cs="Times New Roman"/>
+              </w:rPr>
+              <w:t>both the hero section and the menu</w:t>
+            </w:r>
+            <w:r>
+              <w:rPr>
+                <w:rFonts w:ascii="Times New Roman" w:hAnsi="Times New Roman" w:cs="Times New Roman"/>
+              </w:rPr>
+              <w:t>, making it uncomfortable for the eyes.</w:t>
+            </w:r>
+          </w:p>
+        </w:tc>
+      </w:tr>
+    </w:tbl>
+    <w:p>
+      <w:pPr>
+        <w:pStyle w:val="Heading1"/>
+        <w:rPr>
+          <w:rFonts w:ascii="Times New Roman" w:hAnsi="Times New Roman" w:cs="Times New Roman"/>
+          <w:color w:val="000000" w:themeColor="text1"/>
+        </w:rPr>
+      </w:pPr>
+    </w:p>
+    <w:p/>
+    <w:p/>
+    <w:p/>
+    <w:p/>
+    <w:p/>
+    <w:p/>
+    <w:p/>
+    <w:p/>
+    <w:p>
+      <w:pPr>
+        <w:pStyle w:val="Heading2"/>
+        <w:rPr>
+          <w:rFonts w:ascii="Times New Roman" w:hAnsi="Times New Roman" w:cs="Times New Roman"/>
+          <w:color w:val="000000" w:themeColor="text1"/>
+        </w:rPr>
+      </w:pPr>
+      <w:bookmarkStart w:id="9" w:name="_Toc225274809"/>
+      <w:r>
+        <w:rPr>
+          <w:rFonts w:ascii="Times New Roman" w:hAnsi="Times New Roman" w:cs="Times New Roman"/>
+          <w:color w:val="000000" w:themeColor="text1"/>
+        </w:rPr>
+        <w:lastRenderedPageBreak/>
+        <w:t>Comments made</w:t>
+      </w:r>
+      <w:bookmarkEnd w:id="9"/>
+    </w:p>
+    <w:tbl>
+      <w:tblPr>
+        <w:tblStyle w:val="TableGrid"/>
+        <w:tblW w:w="9535" w:type="dxa"/>
+        <w:tblLayout w:type="fixed"/>
+        <w:tblLook w:val="06A0" w:firstRow="1" w:lastRow="0" w:firstColumn="1" w:lastColumn="0" w:noHBand="1" w:noVBand="1"/>
+      </w:tblPr>
+      <w:tblGrid>
+        <w:gridCol w:w="2335"/>
+        <w:gridCol w:w="4230"/>
+        <w:gridCol w:w="2970"/>
+      </w:tblGrid>
+      <w:tr>
+        <w:trPr>
+          <w:trHeight w:val="300"/>
+        </w:trPr>
+        <w:tc>
+          <w:tcPr>
+            <w:tcW w:w="2335" w:type="dxa"/>
+          </w:tcPr>
+          <w:p>
+            <w:pPr>
+              <w:rPr>
+                <w:rFonts w:ascii="Times New Roman" w:hAnsi="Times New Roman" w:cs="Times New Roman"/>
+              </w:rPr>
+            </w:pPr>
+            <w:r>
+              <w:rPr>
+                <w:rFonts w:ascii="Times New Roman" w:hAnsi="Times New Roman" w:cs="Times New Roman"/>
+              </w:rPr>
+              <w:t>Comment made to:</w:t>
+            </w:r>
+          </w:p>
+        </w:tc>
+        <w:tc>
+          <w:tcPr>
+            <w:tcW w:w="4230" w:type="dxa"/>
+          </w:tcPr>
+          <w:p>
+            <w:pPr>
+              <w:rPr>
+                <w:rFonts w:ascii="Times New Roman" w:hAnsi="Times New Roman" w:cs="Times New Roman"/>
+              </w:rPr>
+            </w:pPr>
+            <w:r>
+              <w:rPr>
+                <w:rFonts w:ascii="Times New Roman" w:hAnsi="Times New Roman" w:cs="Times New Roman"/>
+              </w:rPr>
+              <w:t>Comment:</w:t>
+            </w:r>
+          </w:p>
+        </w:tc>
+        <w:tc>
+          <w:tcPr>
+            <w:tcW w:w="2970" w:type="dxa"/>
+          </w:tcPr>
+          <w:p>
+            <w:pPr>
+              <w:rPr>
+                <w:rFonts w:ascii="Times New Roman" w:hAnsi="Times New Roman" w:cs="Times New Roman"/>
+              </w:rPr>
+            </w:pPr>
+            <w:r>
+              <w:rPr>
+                <w:rFonts w:ascii="Times New Roman" w:hAnsi="Times New Roman" w:cs="Times New Roman"/>
+              </w:rPr>
+              <w:t>Rationale</w:t>
+            </w:r>
+          </w:p>
+        </w:tc>
+      </w:tr>
+      <w:tr>
+        <w:trPr>
+          <w:trHeight w:val="1736"/>
+        </w:trPr>
+        <w:tc>
+          <w:tcPr>
+            <w:tcW w:w="2335" w:type="dxa"/>
+          </w:tcPr>
+          <w:p>
+            <w:pPr>
+              <w:rPr>
+                <w:rFonts w:ascii="Times New Roman" w:hAnsi="Times New Roman" w:cs="Times New Roman"/>
+              </w:rPr>
+            </w:pPr>
+            <w:r>
+              <w:rPr>
+                <w:rFonts w:ascii="Times New Roman" w:hAnsi="Times New Roman" w:cs="Times New Roman"/>
+              </w:rPr>
+              <w:t>Jorge Lopez-Brandt</w:t>
+            </w:r>
+          </w:p>
+        </w:tc>
+        <w:tc>
+          <w:tcPr>
+            <w:tcW w:w="4230" w:type="dxa"/>
+          </w:tcPr>
+          <w:p>
+            <w:pPr>
+              <w:rPr>
+                <w:rFonts w:ascii="Times New Roman" w:hAnsi="Times New Roman" w:cs="Times New Roman"/>
+              </w:rPr>
+            </w:pPr>
+            <w:r>
+              <w:rPr>
+                <w:rFonts w:ascii="Times New Roman" w:hAnsi="Times New Roman" w:cs="Times New Roman"/>
+              </w:rPr>
+              <w:t xml:space="preserve">Add more ways to be contacted as social media, phone #. </w:t>
+            </w:r>
+          </w:p>
+          <w:p>
+            <w:pPr>
+              <w:rPr>
+                <w:rFonts w:ascii="Times New Roman" w:hAnsi="Times New Roman" w:cs="Times New Roman"/>
+              </w:rPr>
+            </w:pPr>
+            <w:r>
+              <w:rPr>
+                <w:rFonts w:ascii="Times New Roman" w:hAnsi="Times New Roman" w:cs="Times New Roman"/>
+              </w:rPr>
+              <w:t>Create contrast in that info too, the contrast will make the contact information highlighted and catch more attention.</w:t>
+            </w:r>
+          </w:p>
+        </w:tc>
+        <w:tc>
+          <w:tcPr>
+            <w:tcW w:w="2970" w:type="dxa"/>
+          </w:tcPr>
+          <w:p>
+            <w:pPr>
+              <w:rPr>
+                <w:rFonts w:ascii="Times New Roman" w:hAnsi="Times New Roman" w:cs="Times New Roman"/>
+              </w:rPr>
+            </w:pPr>
+            <w:r>
+              <w:rPr>
+                <w:rFonts w:ascii="Times New Roman" w:hAnsi="Times New Roman" w:cs="Times New Roman"/>
+              </w:rPr>
+              <w:t>Overall, the website was good, the only reason for me to give this suggestion was because sometimes the website visitor prefers a different way of contact, most likely cellphone. Also, in the way the information is set, there is a high chance that they will skip the contact tab, so giving it more contrast will get more attention.</w:t>
+            </w:r>
+          </w:p>
+        </w:tc>
+      </w:tr>
+      <w:tr>
+        <w:trPr>
+          <w:trHeight w:val="89"/>
+        </w:trPr>
+        <w:tc>
+          <w:tcPr>
+            <w:tcW w:w="2335" w:type="dxa"/>
+          </w:tcPr>
+          <w:p>
+            <w:pPr>
+              <w:rPr>
+                <w:rFonts w:ascii="Times New Roman" w:hAnsi="Times New Roman" w:cs="Times New Roman"/>
+              </w:rPr>
+            </w:pPr>
+            <w:r>
+              <w:rPr>
+                <w:rFonts w:ascii="Times New Roman" w:hAnsi="Times New Roman" w:cs="Times New Roman"/>
+              </w:rPr>
+              <w:t>Shizuki Akirao</w:t>
+            </w:r>
+          </w:p>
+        </w:tc>
+        <w:tc>
+          <w:tcPr>
+            <w:tcW w:w="4230" w:type="dxa"/>
+          </w:tcPr>
+          <w:p>
+            <w:pPr>
+              <w:rPr>
+                <w:rFonts w:ascii="Times New Roman" w:hAnsi="Times New Roman" w:cs="Times New Roman"/>
+              </w:rPr>
+            </w:pPr>
+            <w:r>
+              <w:rPr>
+                <w:rFonts w:ascii="Times New Roman" w:hAnsi="Times New Roman" w:cs="Times New Roman"/>
+              </w:rPr>
+              <w:t>The colors match well with the theme.</w:t>
+            </w:r>
+          </w:p>
+          <w:p>
+            <w:pPr>
+              <w:rPr>
+                <w:rFonts w:ascii="Times New Roman" w:hAnsi="Times New Roman" w:cs="Times New Roman"/>
+              </w:rPr>
+            </w:pPr>
+            <w:r>
+              <w:rPr>
+                <w:rFonts w:ascii="Times New Roman" w:hAnsi="Times New Roman" w:cs="Times New Roman"/>
+              </w:rPr>
+              <w:t>The contrast on the fonts drives the attention for where it needs to be.</w:t>
+            </w:r>
+          </w:p>
+          <w:p>
+            <w:pPr>
+              <w:rPr>
+                <w:rFonts w:ascii="Times New Roman" w:hAnsi="Times New Roman" w:cs="Times New Roman"/>
+              </w:rPr>
+            </w:pPr>
+            <w:r>
+              <w:rPr>
+                <w:rFonts w:ascii="Times New Roman" w:hAnsi="Times New Roman" w:cs="Times New Roman"/>
+              </w:rPr>
+              <w:t>The only suggestion would be to delete one of the skills tabs, so there is only one.</w:t>
+            </w:r>
+          </w:p>
+          <w:p>
+            <w:pPr>
+              <w:rPr>
+                <w:rFonts w:ascii="Times New Roman" w:hAnsi="Times New Roman" w:cs="Times New Roman"/>
+              </w:rPr>
+            </w:pPr>
+          </w:p>
+        </w:tc>
+        <w:tc>
+          <w:tcPr>
+            <w:tcW w:w="2970" w:type="dxa"/>
+          </w:tcPr>
+          <w:p>
+            <w:pPr>
+              <w:rPr>
+                <w:rFonts w:ascii="Times New Roman" w:hAnsi="Times New Roman" w:cs="Times New Roman"/>
+              </w:rPr>
+            </w:pPr>
+            <w:r>
+              <w:rPr>
+                <w:rFonts w:ascii="Times New Roman" w:hAnsi="Times New Roman" w:cs="Times New Roman"/>
+              </w:rPr>
+              <w:t>I was very fond of this website; it has a special touch to it. My only critique is to delete one of the skills tabs, that I am sure was added by mistake.</w:t>
+            </w:r>
+          </w:p>
+        </w:tc>
+      </w:tr>
+      <w:tr>
+        <w:trPr>
+          <w:trHeight w:val="2015"/>
+        </w:trPr>
+        <w:tc>
+          <w:tcPr>
+            <w:tcW w:w="2335" w:type="dxa"/>
+          </w:tcPr>
+          <w:p>
+            <w:pPr>
+              <w:rPr>
+                <w:rFonts w:ascii="Times New Roman" w:hAnsi="Times New Roman" w:cs="Times New Roman"/>
+              </w:rPr>
+            </w:pPr>
+            <w:r>
+              <w:rPr>
+                <w:rFonts w:ascii="Times New Roman" w:hAnsi="Times New Roman" w:cs="Times New Roman"/>
+              </w:rPr>
+              <w:t>Anthony Place</w:t>
+            </w:r>
+          </w:p>
+        </w:tc>
+        <w:tc>
+          <w:tcPr>
+            <w:tcW w:w="4230" w:type="dxa"/>
+          </w:tcPr>
+          <w:p>
+            <w:pPr>
+              <w:rPr>
+                <w:rFonts w:ascii="Times New Roman" w:hAnsi="Times New Roman" w:cs="Times New Roman"/>
+              </w:rPr>
+            </w:pPr>
+            <w:r>
+              <w:rPr>
+                <w:rFonts w:ascii="Times New Roman" w:hAnsi="Times New Roman" w:cs="Times New Roman"/>
+              </w:rPr>
+              <w:t>The skills section could have a hover effect, to make it have even more contrast.</w:t>
+            </w:r>
+          </w:p>
+        </w:tc>
+        <w:tc>
+          <w:tcPr>
+            <w:tcW w:w="2970" w:type="dxa"/>
+          </w:tcPr>
+          <w:p>
+            <w:pPr>
+              <w:rPr>
+                <w:rFonts w:ascii="Times New Roman" w:hAnsi="Times New Roman" w:cs="Times New Roman"/>
+                <w:lang w:val="pt-BR"/>
+              </w:rPr>
+            </w:pPr>
+            <w:r>
+              <w:rPr>
+                <w:rFonts w:ascii="Times New Roman" w:hAnsi="Times New Roman" w:cs="Times New Roman"/>
+              </w:rPr>
+              <w:t>This website was nice, but I felt it needed a little life, because even though the colors were vibrant, there was nothing happening when I went through it. That is why I think if he added some hover effect it would make it feel more vivid.</w:t>
+            </w:r>
+          </w:p>
+        </w:tc>
+      </w:tr>
+    </w:tbl>
+    <w:p>
+      <w:pPr>
+        <w:rPr>
+          <w:rFonts w:ascii="Times New Roman" w:hAnsi="Times New Roman" w:cs="Times New Roman"/>
+        </w:rPr>
+      </w:pPr>
     </w:p>
     <w:sectPr>
       <w:pgSz w:w="12240" w:h="15840"/>
@@ -515,6 +2297,56 @@
     </w:sectPr>
   </w:body>
 </w:document>
+</file>
+
+<file path=word/endnotes.xml><?xml version="1.0" encoding="utf-8"?>
+<w:endnotes xmlns:wpc="http://schemas.microsoft.com/office/word/2010/wordprocessingCanvas" xmlns:cx="http://schemas.microsoft.com/office/drawing/2014/chartex" xmlns:cx1="http://schemas.microsoft.com/office/drawing/2015/9/8/chartex" xmlns:cx2="http://schemas.microsoft.com/office/drawing/2015/10/21/chartex" xmlns:cx3="http://schemas.microsoft.com/office/drawing/2016/5/9/chartex" xmlns:cx4="http://schemas.microsoft.com/office/drawing/2016/5/10/chartex" xmlns:cx5="http://schemas.microsoft.com/office/drawing/2016/5/11/chartex" xmlns:cx6="http://schemas.microsoft.com/office/drawing/2016/5/12/chartex" xmlns:cx7="http://schemas.microsoft.com/office/drawing/2016/5/13/chartex" xmlns:cx8="http://schemas.microsoft.com/office/drawing/2016/5/14/chartex" xmlns:mc="http://schemas.openxmlformats.org/markup-compatibility/2006" xmlns:aink="http://schemas.microsoft.com/office/drawing/2016/ink" xmlns:am3d="http://schemas.microsoft.com/office/drawing/2017/model3d" xmlns:o="urn:schemas-microsoft-com:office:office" xmlns:oel="http://schemas.microsoft.com/office/2019/extlst" xmlns:r="http://schemas.openxmlformats.org/officeDocument/2006/relationships" xmlns:m="http://schemas.openxmlformats.org/officeDocument/2006/math" xmlns:v="urn:schemas-microsoft-com:vml" xmlns:wp14="http://schemas.microsoft.com/office/word/2010/wordprocessingDrawing" xmlns:wp="http://schemas.openxmlformats.org/drawingml/2006/wordprocessingDrawing" xmlns:w10="urn:schemas-microsoft-com:office:word" xmlns:w="http://schemas.openxmlformats.org/wordprocessingml/2006/main" xmlns:w14="http://schemas.microsoft.com/office/word/2010/wordml" xmlns:w15="http://schemas.microsoft.com/office/word/2012/wordml" xmlns:w16cex="http://schemas.microsoft.com/office/word/2018/wordml/cex" xmlns:w16cid="http://schemas.microsoft.com/office/word/2016/wordml/cid" xmlns:w16="http://schemas.microsoft.com/office/word/2018/wordml" xmlns:w16du="http://schemas.microsoft.com/office/word/2023/wordml/word16du" xmlns:w16sdtdh="http://schemas.microsoft.com/office/word/2020/wordml/sdtdatahash" xmlns:w16sdtfl="http://schemas.microsoft.com/office/word/2024/wordml/sdtformatlock" xmlns:w16se="http://schemas.microsoft.com/office/word/2015/wordml/symex" xmlns:wpg="http://schemas.microsoft.com/office/word/2010/wordprocessingGroup" xmlns:wpi="http://schemas.microsoft.com/office/word/2010/wordprocessingInk" xmlns:wne="http://schemas.microsoft.com/office/word/2006/wordml" xmlns:wps="http://schemas.microsoft.com/office/word/2010/wordprocessingShape" mc:Ignorable="w14 w15 w16se w16cid w16 w16cex w16sdtdh w16sdtfl w16du wp14">
+  <w:endnote w:type="separator" w:id="-1">
+    <w:p>
+      <w:pPr>
+        <w:spacing w:after="0" w:line="240" w:lineRule="auto"/>
+      </w:pPr>
+      <w:r>
+        <w:separator/>
+      </w:r>
+    </w:p>
+  </w:endnote>
+  <w:endnote w:type="continuationSeparator" w:id="0">
+    <w:p>
+      <w:pPr>
+        <w:spacing w:after="0" w:line="240" w:lineRule="auto"/>
+      </w:pPr>
+      <w:r>
+        <w:continuationSeparator/>
+      </w:r>
+    </w:p>
+  </w:endnote>
+</w:endnotes>
+</file>
+
+<file path=word/footnotes.xml><?xml version="1.0" encoding="utf-8"?>
+<w:footnotes xmlns:wpc="http://schemas.microsoft.com/office/word/2010/wordprocessingCanvas" xmlns:cx="http://schemas.microsoft.com/office/drawing/2014/chartex" xmlns:cx1="http://schemas.microsoft.com/office/drawing/2015/9/8/chartex" xmlns:cx2="http://schemas.microsoft.com/office/drawing/2015/10/21/chartex" xmlns:cx3="http://schemas.microsoft.com/office/drawing/2016/5/9/chartex" xmlns:cx4="http://schemas.microsoft.com/office/drawing/2016/5/10/chartex" xmlns:cx5="http://schemas.microsoft.com/office/drawing/2016/5/11/chartex" xmlns:cx6="http://schemas.microsoft.com/office/drawing/2016/5/12/chartex" xmlns:cx7="http://schemas.microsoft.com/office/drawing/2016/5/13/chartex" xmlns:cx8="http://schemas.microsoft.com/office/drawing/2016/5/14/chartex" xmlns:mc="http://schemas.openxmlformats.org/markup-compatibility/2006" xmlns:aink="http://schemas.microsoft.com/office/drawing/2016/ink" xmlns:am3d="http://schemas.microsoft.com/office/drawing/2017/model3d" xmlns:o="urn:schemas-microsoft-com:office:office" xmlns:oel="http://schemas.microsoft.com/office/2019/extlst" xmlns:r="http://schemas.openxmlformats.org/officeDocument/2006/relationships" xmlns:m="http://schemas.openxmlformats.org/officeDocument/2006/math" xmlns:v="urn:schemas-microsoft-com:vml" xmlns:wp14="http://schemas.microsoft.com/office/word/2010/wordprocessingDrawing" xmlns:wp="http://schemas.openxmlformats.org/drawingml/2006/wordprocessingDrawing" xmlns:w10="urn:schemas-microsoft-com:office:word" xmlns:w="http://schemas.openxmlformats.org/wordprocessingml/2006/main" xmlns:w14="http://schemas.microsoft.com/office/word/2010/wordml" xmlns:w15="http://schemas.microsoft.com/office/word/2012/wordml" xmlns:w16cex="http://schemas.microsoft.com/office/word/2018/wordml/cex" xmlns:w16cid="http://schemas.microsoft.com/office/word/2016/wordml/cid" xmlns:w16="http://schemas.microsoft.com/office/word/2018/wordml" xmlns:w16du="http://schemas.microsoft.com/office/word/2023/wordml/word16du" xmlns:w16sdtdh="http://schemas.microsoft.com/office/word/2020/wordml/sdtdatahash" xmlns:w16sdtfl="http://schemas.microsoft.com/office/word/2024/wordml/sdtformatlock" xmlns:w16se="http://schemas.microsoft.com/office/word/2015/wordml/symex" xmlns:wpg="http://schemas.microsoft.com/office/word/2010/wordprocessingGroup" xmlns:wpi="http://schemas.microsoft.com/office/word/2010/wordprocessingInk" xmlns:wne="http://schemas.microsoft.com/office/word/2006/wordml" xmlns:wps="http://schemas.microsoft.com/office/word/2010/wordprocessingShape" mc:Ignorable="w14 w15 w16se w16cid w16 w16cex w16sdtdh w16sdtfl w16du wp14">
+  <w:footnote w:type="separator" w:id="-1">
+    <w:p>
+      <w:pPr>
+        <w:spacing w:after="0" w:line="240" w:lineRule="auto"/>
+      </w:pPr>
+      <w:r>
+        <w:separator/>
+      </w:r>
+    </w:p>
+  </w:footnote>
+  <w:footnote w:type="continuationSeparator" w:id="0">
+    <w:p>
+      <w:pPr>
+        <w:spacing w:after="0" w:line="240" w:lineRule="auto"/>
+      </w:pPr>
+      <w:r>
+        <w:continuationSeparator/>
+      </w:r>
+    </w:p>
+  </w:footnote>
+</w:footnotes>
 </file>
 
 <file path=word/styles.xml><?xml version="1.0" encoding="utf-8"?>
@@ -691,7 +2523,7 @@
     <w:lsdException w:name="Table Web 2" w:semiHidden="1" w:unhideWhenUsed="1"/>
     <w:lsdException w:name="Table Web 3" w:semiHidden="1" w:unhideWhenUsed="1"/>
     <w:lsdException w:name="Balloon Text" w:semiHidden="1" w:unhideWhenUsed="1"/>
-    <w:lsdException w:name="Table Grid" w:uiPriority="39"/>
+    <w:lsdException w:name="Table Grid" w:uiPriority="59"/>
     <w:lsdException w:name="Table Theme" w:semiHidden="1" w:unhideWhenUsed="1"/>
     <w:lsdException w:name="Placeholder Text" w:semiHidden="1"/>
     <w:lsdException w:name="No Spacing" w:uiPriority="1" w:qFormat="1"/>
@@ -945,7 +2777,6 @@
     <w:next w:val="Normal"/>
     <w:link w:val="Heading2Char"/>
     <w:uiPriority w:val="9"/>
-    <w:semiHidden/>
     <w:unhideWhenUsed/>
     <w:qFormat/>
     <w:rsid w:val="00733342"/>
@@ -1162,7 +2993,6 @@
     <w:basedOn w:val="DefaultParagraphFont"/>
     <w:link w:val="Heading2"/>
     <w:uiPriority w:val="9"/>
-    <w:semiHidden/>
     <w:rsid w:val="00733342"/>
     <w:rPr>
       <w:rFonts w:asciiTheme="majorHAnsi" w:eastAsiaTheme="majorEastAsia" w:hAnsiTheme="majorHAnsi" w:cstheme="majorBidi"/>
@@ -1432,6 +3262,131 @@
       <w:smallCaps/>
       <w:color w:val="0F4761" w:themeColor="accent1" w:themeShade="BF"/>
       <w:spacing w:val="5"/>
+    </w:rPr>
+  </w:style>
+  <w:style w:type="table" w:styleId="TableGrid">
+    <w:name w:val="Table Grid"/>
+    <w:basedOn w:val="TableNormal"/>
+    <w:uiPriority w:val="59"/>
+    <w:rsid w:val="001E1BFB"/>
+    <w:pPr>
+      <w:spacing w:after="0" w:line="240" w:lineRule="auto"/>
+    </w:pPr>
+    <w:rPr>
+      <w:rFonts w:eastAsiaTheme="minorEastAsia"/>
+      <w:kern w:val="0"/>
+      <w:lang w:val="en-US" w:eastAsia="ja-JP"/>
+      <w14:ligatures w14:val="none"/>
+    </w:rPr>
+    <w:tblPr>
+      <w:tblBorders>
+        <w:top w:val="single" w:sz="4" w:space="0" w:color="000000" w:themeColor="text1"/>
+        <w:left w:val="single" w:sz="4" w:space="0" w:color="000000" w:themeColor="text1"/>
+        <w:bottom w:val="single" w:sz="4" w:space="0" w:color="000000" w:themeColor="text1"/>
+        <w:right w:val="single" w:sz="4" w:space="0" w:color="000000" w:themeColor="text1"/>
+        <w:insideH w:val="single" w:sz="4" w:space="0" w:color="000000" w:themeColor="text1"/>
+        <w:insideV w:val="single" w:sz="4" w:space="0" w:color="000000" w:themeColor="text1"/>
+      </w:tblBorders>
+    </w:tblPr>
+  </w:style>
+  <w:style w:type="paragraph" w:styleId="Header">
+    <w:name w:val="header"/>
+    <w:basedOn w:val="Normal"/>
+    <w:link w:val="HeaderChar"/>
+    <w:uiPriority w:val="99"/>
+    <w:unhideWhenUsed/>
+    <w:rsid w:val="001E1BFB"/>
+    <w:pPr>
+      <w:tabs>
+        <w:tab w:val="center" w:pos="4680"/>
+        <w:tab w:val="right" w:pos="9360"/>
+      </w:tabs>
+      <w:spacing w:after="0" w:line="240" w:lineRule="auto"/>
+    </w:pPr>
+  </w:style>
+  <w:style w:type="character" w:customStyle="1" w:styleId="HeaderChar">
+    <w:name w:val="Header Char"/>
+    <w:basedOn w:val="DefaultParagraphFont"/>
+    <w:link w:val="Header"/>
+    <w:uiPriority w:val="99"/>
+    <w:rsid w:val="001E1BFB"/>
+  </w:style>
+  <w:style w:type="paragraph" w:styleId="Footer">
+    <w:name w:val="footer"/>
+    <w:basedOn w:val="Normal"/>
+    <w:link w:val="FooterChar"/>
+    <w:uiPriority w:val="99"/>
+    <w:unhideWhenUsed/>
+    <w:rsid w:val="001E1BFB"/>
+    <w:pPr>
+      <w:tabs>
+        <w:tab w:val="center" w:pos="4680"/>
+        <w:tab w:val="right" w:pos="9360"/>
+      </w:tabs>
+      <w:spacing w:after="0" w:line="240" w:lineRule="auto"/>
+    </w:pPr>
+  </w:style>
+  <w:style w:type="character" w:customStyle="1" w:styleId="FooterChar">
+    <w:name w:val="Footer Char"/>
+    <w:basedOn w:val="DefaultParagraphFont"/>
+    <w:link w:val="Footer"/>
+    <w:uiPriority w:val="99"/>
+    <w:rsid w:val="001E1BFB"/>
+  </w:style>
+  <w:style w:type="paragraph" w:styleId="TOCHeading">
+    <w:name w:val="TOC Heading"/>
+    <w:basedOn w:val="Heading1"/>
+    <w:next w:val="Normal"/>
+    <w:uiPriority w:val="39"/>
+    <w:unhideWhenUsed/>
+    <w:qFormat/>
+    <w:rsid w:val="00725EBA"/>
+    <w:pPr>
+      <w:spacing w:before="240" w:after="0" w:line="259" w:lineRule="auto"/>
+      <w:outlineLvl w:val="9"/>
+    </w:pPr>
+    <w:rPr>
+      <w:kern w:val="0"/>
+      <w:sz w:val="32"/>
+      <w:szCs w:val="32"/>
+      <w:lang w:val="en-US"/>
+      <w14:ligatures w14:val="none"/>
+    </w:rPr>
+  </w:style>
+  <w:style w:type="paragraph" w:styleId="TOC1">
+    <w:name w:val="toc 1"/>
+    <w:basedOn w:val="Normal"/>
+    <w:next w:val="Normal"/>
+    <w:autoRedefine/>
+    <w:uiPriority w:val="39"/>
+    <w:unhideWhenUsed/>
+    <w:rsid w:val="00725EBA"/>
+    <w:pPr>
+      <w:spacing w:after="100"/>
+    </w:pPr>
+  </w:style>
+  <w:style w:type="paragraph" w:styleId="TOC2">
+    <w:name w:val="toc 2"/>
+    <w:basedOn w:val="Normal"/>
+    <w:next w:val="Normal"/>
+    <w:autoRedefine/>
+    <w:uiPriority w:val="39"/>
+    <w:unhideWhenUsed/>
+    <w:rsid w:val="00725EBA"/>
+    <w:pPr>
+      <w:spacing w:after="100"/>
+      <w:ind w:left="240"/>
+    </w:pPr>
+  </w:style>
+  <w:style w:type="character" w:styleId="Hyperlink">
+    <w:name w:val="Hyperlink"/>
+    <w:basedOn w:val="DefaultParagraphFont"/>
+    <w:uiPriority w:val="99"/>
+    <w:unhideWhenUsed/>
+    <w:rsid w:val="00725EBA"/>
+    <w:rPr>
+      <w:color w:val="467886" w:themeColor="hyperlink"/>
+      <w:u w:val="single"/>
     </w:rPr>
   </w:style>
 </w:styles>
